--- a/preview/docxs/62-devops-engineer.docx
+++ b/preview/docxs/62-devops-engineer.docx
@@ -508,7 +508,7 @@
         </w:rPr>
         <w:t xml:space="preserve">Demo: </w:t>
       </w:r>
-      <w:hyperlink w:history="1" r:id="rIdc3ralbbgi2zo3kme7ue2q">
+      <w:hyperlink w:history="1" r:id="rId2-zz5dvx9zbghazsxr8ll">
         <w:r>
           <w:rPr>
             <w:color w:val="3f3f46"/>
@@ -536,7 +536,7 @@
         </w:rPr>
         <w:t xml:space="preserve">Code: </w:t>
       </w:r>
-      <w:hyperlink w:history="1" r:id="rId3r74b8wzkyd2ox4uahujp">
+      <w:hyperlink w:history="1" r:id="rIdxs00ljamvwgjfrsewzynq">
         <w:r>
           <w:rPr>
             <w:color w:val="3f3f46"/>
@@ -626,7 +626,7 @@
         </w:rPr>
         <w:t xml:space="preserve">Demo: </w:t>
       </w:r>
-      <w:hyperlink w:history="1" r:id="rId9hchuploojebr5h9zs8p_">
+      <w:hyperlink w:history="1" r:id="rIdzw4l0tusxgpu5esieviqn">
         <w:r>
           <w:rPr>
             <w:color w:val="3f3f46"/>
@@ -1060,7 +1060,7 @@
         </w:rPr>
         <w:t xml:space="preserve">Portfolio: </w:t>
       </w:r>
-      <w:hyperlink w:history="1" r:id="rIdielo0x0gyo2nw7becyoii">
+      <w:hyperlink w:history="1" r:id="rIda_lrsp1c8-542ntafaiq4">
         <w:r>
           <w:rPr>
             <w:color w:val="3f3f46"/>
